--- a/docs/FINAL MANUSCRIPT/UAT_SIGN_OFF_FORM.docx
+++ b/docs/FINAL MANUSCRIPT/UAT_SIGN_OFF_FORM.docx
@@ -181,7 +181,7 @@
           <w:sz w:val="20"/>
           <w:szCs w:val="20"/>
         </w:rPr>
-        <w:t xml:space="preserve">The one failure: with the connection cut, the Overview showed ₱0 instead of "—". It could not be reproduced on 1 October and is to be tested again on your laptop. On one Android phone, the "cannot tell whether it was saved" message came late; a fix was made on 1 October, to be tested again on that phone.</w:t>
+        <w:t xml:space="preserve">The one failure: with the connection cut, the Overview showed ₱0 instead of "—". Tested again on your laptop on 13 October, it passed. On one Android phone the "cannot tell whether it was saved" message came late; corrected on 1 October, it was on time when tested again on 13 October.</w:t>
       </w:r>
     </w:p>
     <w:p>
